--- a/src/templates/mini.docx
+++ b/src/templates/mini.docx
@@ -241,6 +241,12 @@
                 <w:szCs w:val="16"/>
               </w:rPr>
               <w:t>{{Label1.ProductBrand}}</w:t>
+            </w:r>
+            <w:r>
+              <w:br/>
+            </w:r>
+            <w:r>
+              <w:t>{{Label1.QR}}</w:t>
             </w:r>
           </w:p>
         </w:tc>

--- a/src/templates/mini.docx
+++ b/src/templates/mini.docx
@@ -259,6 +259,11 @@
           <w:vanish/>
         </w:rPr>
       </w:pPr>
+    </w:p>
+    <w:p>
+      <w:r>
+        <w:t>{{Label1.ProductBrand}} {{Label1.WeightUnits}}</w:t>
+      </w:r>
     </w:p>
     <w:sectPr>
       <w:type w:val="continuous"/>

--- a/src/templates/mini.docx
+++ b/src/templates/mini.docx
@@ -259,11 +259,6 @@
           <w:vanish/>
         </w:rPr>
       </w:pPr>
-    </w:p>
-    <w:p>
-      <w:r>
-        <w:t>{{Label1.ProductBrand}} {{Label1.WeightUnits}}</w:t>
-      </w:r>
     </w:p>
     <w:sectPr>
       <w:type w:val="continuous"/>
